--- a/hin/docx/035.content.docx
+++ b/hin/docx/035.content.docx
@@ -408,114 +408,84 @@
           <w:lang w:val="hi_IN" w:bidi="hi_IN"/>
         </w:rPr>
       </w:r>
-      <w:hyperlink r:id="rId13">
-        <w:r>
-          <w:rPr>
-            <w:lang w:val="hi_IN" w:bidi="hi_IN"/>
-          </w:rPr>
-          <w:rPr>
-            <w:color w:val="0000EE"/>
-            <w:u w:val="single"/>
-          </w:rPr>
-          <w:t>लूका 10:12</w:t>
-        </w:r>
-      </w:hyperlink>
-    </w:p>
-    <w:p>
-      <w:pPr>
-        <w:pStyle w:val="ListBullet"/>
-        <w:spacing w:line="240" w:lineRule="auto"/>
-        <w:ind w:left="720"/>
-      </w:pPr>
-      <w:r>
-        <w:rPr>
-          <w:lang w:val="hi_IN" w:bidi="hi_IN"/>
-        </w:rPr>
-      </w:r>
-      <w:hyperlink r:id="rId14">
-        <w:r>
-          <w:rPr>
-            <w:lang w:val="hi_IN" w:bidi="hi_IN"/>
-          </w:rPr>
-          <w:rPr>
-            <w:color w:val="0000EE"/>
-            <w:u w:val="single"/>
-          </w:rPr>
-          <w:t>लूका 11:31</w:t>
-        </w:r>
-      </w:hyperlink>
-    </w:p>
-    <w:p>
-      <w:pPr>
-        <w:pStyle w:val="ListBullet"/>
-        <w:spacing w:line="240" w:lineRule="auto"/>
-        <w:ind w:left="720"/>
-      </w:pPr>
-      <w:r>
-        <w:rPr>
-          <w:lang w:val="hi_IN" w:bidi="hi_IN"/>
-        </w:rPr>
-      </w:r>
-      <w:hyperlink r:id="rId15">
-        <w:r>
-          <w:rPr>
-            <w:lang w:val="hi_IN" w:bidi="hi_IN"/>
-          </w:rPr>
-          <w:rPr>
-            <w:color w:val="0000EE"/>
-            <w:u w:val="single"/>
-          </w:rPr>
-          <w:t>लूका 11:32</w:t>
-        </w:r>
-      </w:hyperlink>
-    </w:p>
-    <w:p>
-      <w:pPr>
-        <w:pStyle w:val="ListBullet"/>
-        <w:spacing w:line="240" w:lineRule="auto"/>
-        <w:ind w:left="720"/>
-      </w:pPr>
-      <w:r>
-        <w:rPr>
-          <w:lang w:val="hi_IN" w:bidi="hi_IN"/>
-        </w:rPr>
-      </w:r>
-      <w:hyperlink r:id="rId16">
-        <w:r>
-          <w:rPr>
-            <w:lang w:val="hi_IN" w:bidi="hi_IN"/>
-          </w:rPr>
-          <w:rPr>
-            <w:color w:val="0000EE"/>
-            <w:u w:val="single"/>
-          </w:rPr>
-          <w:t>मत्ती 10:14–15</w:t>
-        </w:r>
-      </w:hyperlink>
-    </w:p>
-    <w:p>
-      <w:pPr>
-        <w:pStyle w:val="ListBullet"/>
-        <w:spacing w:line="240" w:lineRule="auto"/>
-        <w:ind w:left="720"/>
-      </w:pPr>
-      <w:r>
-        <w:rPr>
-          <w:lang w:val="hi_IN" w:bidi="hi_IN"/>
-        </w:rPr>
-      </w:r>
-      <w:hyperlink r:id="rId17">
-        <w:r>
-          <w:rPr>
-            <w:lang w:val="hi_IN" w:bidi="hi_IN"/>
-          </w:rPr>
-          <w:rPr>
-            <w:color w:val="0000EE"/>
-            <w:u w:val="single"/>
-          </w:rPr>
-          <w:t>मत्ती 12:36–37</w:t>
-        </w:r>
-      </w:hyperlink>
+      <w:r>
+        <w:rPr>
+          <w:lang w:val="hi_IN" w:bidi="hi_IN"/>
+        </w:rPr>
+        <w:t>लूका 10:12</w:t>
+      </w:r>
+    </w:p>
+    <w:p>
+      <w:pPr>
+        <w:pStyle w:val="ListBullet"/>
+        <w:spacing w:line="240" w:lineRule="auto"/>
+        <w:ind w:left="720"/>
+      </w:pPr>
+      <w:r>
+        <w:rPr>
+          <w:lang w:val="hi_IN" w:bidi="hi_IN"/>
+        </w:rPr>
+      </w:r>
+      <w:r>
+        <w:rPr>
+          <w:lang w:val="hi_IN" w:bidi="hi_IN"/>
+        </w:rPr>
+        <w:t>लूका 11:31</w:t>
+      </w:r>
+    </w:p>
+    <w:p>
+      <w:pPr>
+        <w:pStyle w:val="ListBullet"/>
+        <w:spacing w:line="240" w:lineRule="auto"/>
+        <w:ind w:left="720"/>
+      </w:pPr>
+      <w:r>
+        <w:rPr>
+          <w:lang w:val="hi_IN" w:bidi="hi_IN"/>
+        </w:rPr>
+      </w:r>
+      <w:r>
+        <w:rPr>
+          <w:lang w:val="hi_IN" w:bidi="hi_IN"/>
+        </w:rPr>
+        <w:t>लूका 11:32</w:t>
+      </w:r>
+    </w:p>
+    <w:p>
+      <w:pPr>
+        <w:pStyle w:val="ListBullet"/>
+        <w:spacing w:line="240" w:lineRule="auto"/>
+        <w:ind w:left="720"/>
+      </w:pPr>
+      <w:r>
+        <w:rPr>
+          <w:lang w:val="hi_IN" w:bidi="hi_IN"/>
+        </w:rPr>
+      </w:r>
+      <w:r>
+        <w:rPr>
+          <w:lang w:val="hi_IN" w:bidi="hi_IN"/>
+        </w:rPr>
+        <w:t>मत्ती 10:14–15</w:t>
+      </w:r>
+    </w:p>
+    <w:p>
+      <w:pPr>
+        <w:pStyle w:val="ListBullet"/>
+        <w:spacing w:line="240" w:lineRule="auto"/>
+        <w:ind w:left="720"/>
+      </w:pPr>
+      <w:r>
+        <w:rPr>
+          <w:lang w:val="hi_IN" w:bidi="hi_IN"/>
+        </w:rPr>
+      </w:r>
+      <w:r>
+        <w:rPr>
+          <w:lang w:val="hi_IN" w:bidi="hi_IN"/>
+        </w:rPr>
+        <w:t>मत्ती 12:36–37</w:t>
+      </w:r>
     </w:p>
     <w:p>
       <w:pPr>
@@ -701,90 +671,66 @@
           <w:lang w:val="hi_IN" w:bidi="hi_IN"/>
         </w:rPr>
       </w:r>
-      <w:hyperlink r:id="rId18">
-        <w:r>
-          <w:rPr>
-            <w:lang w:val="hi_IN" w:bidi="hi_IN"/>
-          </w:rPr>
-          <w:rPr>
-            <w:color w:val="0000EE"/>
-            <w:u w:val="single"/>
-          </w:rPr>
-          <w:t>प्रे.का. 16:20</w:t>
-        </w:r>
-      </w:hyperlink>
-    </w:p>
-    <w:p>
-      <w:pPr>
-        <w:pStyle w:val="ListBullet"/>
-        <w:spacing w:line="240" w:lineRule="auto"/>
-        <w:ind w:left="720"/>
-      </w:pPr>
-      <w:r>
-        <w:rPr>
-          <w:lang w:val="hi_IN" w:bidi="hi_IN"/>
-        </w:rPr>
-      </w:r>
-      <w:hyperlink r:id="rId19">
-        <w:r>
-          <w:rPr>
-            <w:lang w:val="hi_IN" w:bidi="hi_IN"/>
-          </w:rPr>
-          <w:rPr>
-            <w:color w:val="0000EE"/>
-            <w:u w:val="single"/>
-          </w:rPr>
-          <w:t>प्रे.का. 16:35</w:t>
-        </w:r>
-      </w:hyperlink>
-    </w:p>
-    <w:p>
-      <w:pPr>
-        <w:pStyle w:val="ListBullet"/>
-        <w:spacing w:line="240" w:lineRule="auto"/>
-        <w:ind w:left="720"/>
-      </w:pPr>
-      <w:r>
-        <w:rPr>
-          <w:lang w:val="hi_IN" w:bidi="hi_IN"/>
-        </w:rPr>
-      </w:r>
-      <w:hyperlink r:id="rId20">
-        <w:r>
-          <w:rPr>
-            <w:lang w:val="hi_IN" w:bidi="hi_IN"/>
-          </w:rPr>
-          <w:rPr>
-            <w:color w:val="0000EE"/>
-            <w:u w:val="single"/>
-          </w:rPr>
-          <w:t>दानिय्येल 3:1–2</w:t>
-        </w:r>
-      </w:hyperlink>
-    </w:p>
-    <w:p>
-      <w:pPr>
-        <w:pStyle w:val="ListBullet"/>
-        <w:spacing w:line="240" w:lineRule="auto"/>
-        <w:ind w:left="720"/>
-      </w:pPr>
-      <w:r>
-        <w:rPr>
-          <w:lang w:val="hi_IN" w:bidi="hi_IN"/>
-        </w:rPr>
-      </w:r>
-      <w:hyperlink r:id="rId21">
-        <w:r>
-          <w:rPr>
-            <w:lang w:val="hi_IN" w:bidi="hi_IN"/>
-          </w:rPr>
-          <w:rPr>
-            <w:color w:val="0000EE"/>
-            <w:u w:val="single"/>
-          </w:rPr>
-          <w:t>लूका 12:58</w:t>
-        </w:r>
-      </w:hyperlink>
+      <w:r>
+        <w:rPr>
+          <w:lang w:val="hi_IN" w:bidi="hi_IN"/>
+        </w:rPr>
+        <w:t>प्रे.का. 16:20</w:t>
+      </w:r>
+    </w:p>
+    <w:p>
+      <w:pPr>
+        <w:pStyle w:val="ListBullet"/>
+        <w:spacing w:line="240" w:lineRule="auto"/>
+        <w:ind w:left="720"/>
+      </w:pPr>
+      <w:r>
+        <w:rPr>
+          <w:lang w:val="hi_IN" w:bidi="hi_IN"/>
+        </w:rPr>
+      </w:r>
+      <w:r>
+        <w:rPr>
+          <w:lang w:val="hi_IN" w:bidi="hi_IN"/>
+        </w:rPr>
+        <w:t>प्रे.का. 16:35</w:t>
+      </w:r>
+    </w:p>
+    <w:p>
+      <w:pPr>
+        <w:pStyle w:val="ListBullet"/>
+        <w:spacing w:line="240" w:lineRule="auto"/>
+        <w:ind w:left="720"/>
+      </w:pPr>
+      <w:r>
+        <w:rPr>
+          <w:lang w:val="hi_IN" w:bidi="hi_IN"/>
+        </w:rPr>
+      </w:r>
+      <w:r>
+        <w:rPr>
+          <w:lang w:val="hi_IN" w:bidi="hi_IN"/>
+        </w:rPr>
+        <w:t>दानिय्येल 3:1–2</w:t>
+      </w:r>
+    </w:p>
+    <w:p>
+      <w:pPr>
+        <w:pStyle w:val="ListBullet"/>
+        <w:spacing w:line="240" w:lineRule="auto"/>
+        <w:ind w:left="720"/>
+      </w:pPr>
+      <w:r>
+        <w:rPr>
+          <w:lang w:val="hi_IN" w:bidi="hi_IN"/>
+        </w:rPr>
+      </w:r>
+      <w:r>
+        <w:rPr>
+          <w:lang w:val="hi_IN" w:bidi="hi_IN"/>
+        </w:rPr>
+        <w:t>लूका 12:58</w:t>
+      </w:r>
     </w:p>
     <w:p>
       <w:pPr>
@@ -1321,162 +1267,120 @@
           <w:lang w:val="hi_IN" w:bidi="hi_IN"/>
         </w:rPr>
       </w:r>
-      <w:hyperlink r:id="rId22">
-        <w:r>
-          <w:rPr>
-            <w:lang w:val="hi_IN" w:bidi="hi_IN"/>
-          </w:rPr>
-          <w:rPr>
-            <w:color w:val="0000EE"/>
-            <w:u w:val="single"/>
-          </w:rPr>
-          <w:t>1 यूहन्ना 4:17</w:t>
-        </w:r>
-      </w:hyperlink>
-    </w:p>
-    <w:p>
-      <w:pPr>
-        <w:pStyle w:val="ListBullet"/>
-        <w:spacing w:line="240" w:lineRule="auto"/>
-        <w:ind w:left="720"/>
-      </w:pPr>
-      <w:r>
-        <w:rPr>
-          <w:lang w:val="hi_IN" w:bidi="hi_IN"/>
-        </w:rPr>
-      </w:r>
-      <w:hyperlink r:id="rId23">
-        <w:r>
-          <w:rPr>
-            <w:lang w:val="hi_IN" w:bidi="hi_IN"/>
-          </w:rPr>
-          <w:rPr>
-            <w:color w:val="0000EE"/>
-            <w:u w:val="single"/>
-          </w:rPr>
-          <w:t>1 राजा 3:9</w:t>
-        </w:r>
-      </w:hyperlink>
-    </w:p>
-    <w:p>
-      <w:pPr>
-        <w:pStyle w:val="ListBullet"/>
-        <w:spacing w:line="240" w:lineRule="auto"/>
-        <w:ind w:left="720"/>
-      </w:pPr>
-      <w:r>
-        <w:rPr>
-          <w:lang w:val="hi_IN" w:bidi="hi_IN"/>
-        </w:rPr>
-      </w:r>
-      <w:hyperlink r:id="rId24">
-        <w:r>
-          <w:rPr>
-            <w:lang w:val="hi_IN" w:bidi="hi_IN"/>
-          </w:rPr>
-          <w:rPr>
-            <w:color w:val="0000EE"/>
-            <w:u w:val="single"/>
-          </w:rPr>
-          <w:t>प्रे.का. 10:42–43</w:t>
-        </w:r>
-      </w:hyperlink>
-    </w:p>
-    <w:p>
-      <w:pPr>
-        <w:pStyle w:val="ListBullet"/>
-        <w:spacing w:line="240" w:lineRule="auto"/>
-        <w:ind w:left="720"/>
-      </w:pPr>
-      <w:r>
-        <w:rPr>
-          <w:lang w:val="hi_IN" w:bidi="hi_IN"/>
-        </w:rPr>
-      </w:r>
-      <w:hyperlink r:id="rId25">
-        <w:r>
-          <w:rPr>
-            <w:lang w:val="hi_IN" w:bidi="hi_IN"/>
-          </w:rPr>
-          <w:rPr>
-            <w:color w:val="0000EE"/>
-            <w:u w:val="single"/>
-          </w:rPr>
-          <w:t>यशायाह 3:14</w:t>
-        </w:r>
-      </w:hyperlink>
-    </w:p>
-    <w:p>
-      <w:pPr>
-        <w:pStyle w:val="ListBullet"/>
-        <w:spacing w:line="240" w:lineRule="auto"/>
-        <w:ind w:left="720"/>
-      </w:pPr>
-      <w:r>
-        <w:rPr>
-          <w:lang w:val="hi_IN" w:bidi="hi_IN"/>
-        </w:rPr>
-      </w:r>
-      <w:hyperlink r:id="rId26">
-        <w:r>
-          <w:rPr>
-            <w:lang w:val="hi_IN" w:bidi="hi_IN"/>
-          </w:rPr>
-          <w:rPr>
-            <w:color w:val="0000EE"/>
-            <w:u w:val="single"/>
-          </w:rPr>
-          <w:t>याकूब 2:4</w:t>
-        </w:r>
-      </w:hyperlink>
-    </w:p>
-    <w:p>
-      <w:pPr>
-        <w:pStyle w:val="ListBullet"/>
-        <w:spacing w:line="240" w:lineRule="auto"/>
-        <w:ind w:left="720"/>
-      </w:pPr>
-      <w:r>
-        <w:rPr>
-          <w:lang w:val="hi_IN" w:bidi="hi_IN"/>
-        </w:rPr>
-      </w:r>
-      <w:hyperlink r:id="rId27">
-        <w:r>
-          <w:rPr>
-            <w:lang w:val="hi_IN" w:bidi="hi_IN"/>
-          </w:rPr>
-          <w:rPr>
-            <w:color w:val="0000EE"/>
-            <w:u w:val="single"/>
-          </w:rPr>
-          <w:t>लूका 6:37</w:t>
-        </w:r>
-      </w:hyperlink>
-    </w:p>
-    <w:p>
-      <w:pPr>
-        <w:pStyle w:val="ListBullet"/>
-        <w:spacing w:line="240" w:lineRule="auto"/>
-        <w:ind w:left="720"/>
-      </w:pPr>
-      <w:r>
-        <w:rPr>
-          <w:lang w:val="hi_IN" w:bidi="hi_IN"/>
-        </w:rPr>
-      </w:r>
-      <w:hyperlink r:id="rId28">
-        <w:r>
-          <w:rPr>
-            <w:lang w:val="hi_IN" w:bidi="hi_IN"/>
-          </w:rPr>
-          <w:rPr>
-            <w:color w:val="0000EE"/>
-            <w:u w:val="single"/>
-          </w:rPr>
-          <w:t>मीका 3:9–11</w:t>
-        </w:r>
-      </w:hyperlink>
+      <w:r>
+        <w:rPr>
+          <w:lang w:val="hi_IN" w:bidi="hi_IN"/>
+        </w:rPr>
+        <w:t>1 यूहन्ना 4:17</w:t>
+      </w:r>
+    </w:p>
+    <w:p>
+      <w:pPr>
+        <w:pStyle w:val="ListBullet"/>
+        <w:spacing w:line="240" w:lineRule="auto"/>
+        <w:ind w:left="720"/>
+      </w:pPr>
+      <w:r>
+        <w:rPr>
+          <w:lang w:val="hi_IN" w:bidi="hi_IN"/>
+        </w:rPr>
+      </w:r>
+      <w:r>
+        <w:rPr>
+          <w:lang w:val="hi_IN" w:bidi="hi_IN"/>
+        </w:rPr>
+        <w:t>1 राजा 3:9</w:t>
+      </w:r>
+    </w:p>
+    <w:p>
+      <w:pPr>
+        <w:pStyle w:val="ListBullet"/>
+        <w:spacing w:line="240" w:lineRule="auto"/>
+        <w:ind w:left="720"/>
+      </w:pPr>
+      <w:r>
+        <w:rPr>
+          <w:lang w:val="hi_IN" w:bidi="hi_IN"/>
+        </w:rPr>
+      </w:r>
+      <w:r>
+        <w:rPr>
+          <w:lang w:val="hi_IN" w:bidi="hi_IN"/>
+        </w:rPr>
+        <w:t>प्रे.का. 10:42–43</w:t>
+      </w:r>
+    </w:p>
+    <w:p>
+      <w:pPr>
+        <w:pStyle w:val="ListBullet"/>
+        <w:spacing w:line="240" w:lineRule="auto"/>
+        <w:ind w:left="720"/>
+      </w:pPr>
+      <w:r>
+        <w:rPr>
+          <w:lang w:val="hi_IN" w:bidi="hi_IN"/>
+        </w:rPr>
+      </w:r>
+      <w:r>
+        <w:rPr>
+          <w:lang w:val="hi_IN" w:bidi="hi_IN"/>
+        </w:rPr>
+        <w:t>यशायाह 3:14</w:t>
+      </w:r>
+    </w:p>
+    <w:p>
+      <w:pPr>
+        <w:pStyle w:val="ListBullet"/>
+        <w:spacing w:line="240" w:lineRule="auto"/>
+        <w:ind w:left="720"/>
+      </w:pPr>
+      <w:r>
+        <w:rPr>
+          <w:lang w:val="hi_IN" w:bidi="hi_IN"/>
+        </w:rPr>
+      </w:r>
+      <w:r>
+        <w:rPr>
+          <w:lang w:val="hi_IN" w:bidi="hi_IN"/>
+        </w:rPr>
+        <w:t>याकूब 2:4</w:t>
+      </w:r>
+    </w:p>
+    <w:p>
+      <w:pPr>
+        <w:pStyle w:val="ListBullet"/>
+        <w:spacing w:line="240" w:lineRule="auto"/>
+        <w:ind w:left="720"/>
+      </w:pPr>
+      <w:r>
+        <w:rPr>
+          <w:lang w:val="hi_IN" w:bidi="hi_IN"/>
+        </w:rPr>
+      </w:r>
+      <w:r>
+        <w:rPr>
+          <w:lang w:val="hi_IN" w:bidi="hi_IN"/>
+        </w:rPr>
+        <w:t>लूका 6:37</w:t>
+      </w:r>
+    </w:p>
+    <w:p>
+      <w:pPr>
+        <w:pStyle w:val="ListBullet"/>
+        <w:spacing w:line="240" w:lineRule="auto"/>
+        <w:ind w:left="720"/>
+      </w:pPr>
+      <w:r>
+        <w:rPr>
+          <w:lang w:val="hi_IN" w:bidi="hi_IN"/>
+        </w:rPr>
+      </w:r>
+      <w:r>
+        <w:rPr>
+          <w:lang w:val="hi_IN" w:bidi="hi_IN"/>
+        </w:rPr>
+        <w:t>मीका 3:9–11</w:t>
+      </w:r>
     </w:p>
     <w:p>
       <w:pPr>
@@ -1879,162 +1783,120 @@
           <w:lang w:val="hi_IN" w:bidi="hi_IN"/>
         </w:rPr>
       </w:r>
-      <w:hyperlink r:id="rId29">
-        <w:r>
-          <w:rPr>
-            <w:lang w:val="hi_IN" w:bidi="hi_IN"/>
-          </w:rPr>
-          <w:rPr>
-            <w:color w:val="0000EE"/>
-            <w:u w:val="single"/>
-          </w:rPr>
-          <w:t>2 तीमुथियुस 4:8</w:t>
-        </w:r>
-      </w:hyperlink>
-    </w:p>
-    <w:p>
-      <w:pPr>
-        <w:pStyle w:val="ListBullet"/>
-        <w:spacing w:line="240" w:lineRule="auto"/>
-        <w:ind w:left="720"/>
-      </w:pPr>
-      <w:r>
-        <w:rPr>
-          <w:lang w:val="hi_IN" w:bidi="hi_IN"/>
-        </w:rPr>
-      </w:r>
-      <w:hyperlink r:id="rId30">
-        <w:r>
-          <w:rPr>
-            <w:lang w:val="hi_IN" w:bidi="hi_IN"/>
-          </w:rPr>
-          <w:rPr>
-            <w:color w:val="0000EE"/>
-            <w:u w:val="single"/>
-          </w:rPr>
-          <w:t>प्रे.का. 7:27</w:t>
-        </w:r>
-      </w:hyperlink>
-    </w:p>
-    <w:p>
-      <w:pPr>
-        <w:pStyle w:val="ListBullet"/>
-        <w:spacing w:line="240" w:lineRule="auto"/>
-        <w:ind w:left="720"/>
-      </w:pPr>
-      <w:r>
-        <w:rPr>
-          <w:lang w:val="hi_IN" w:bidi="hi_IN"/>
-        </w:rPr>
-      </w:r>
-      <w:hyperlink r:id="rId31">
-        <w:r>
-          <w:rPr>
-            <w:lang w:val="hi_IN" w:bidi="hi_IN"/>
-          </w:rPr>
-          <w:rPr>
-            <w:color w:val="0000EE"/>
-            <w:u w:val="single"/>
-          </w:rPr>
-          <w:t>लूका 11:19</w:t>
-        </w:r>
-      </w:hyperlink>
-    </w:p>
-    <w:p>
-      <w:pPr>
-        <w:pStyle w:val="ListBullet"/>
-        <w:spacing w:line="240" w:lineRule="auto"/>
-        <w:ind w:left="720"/>
-      </w:pPr>
-      <w:r>
-        <w:rPr>
-          <w:lang w:val="hi_IN" w:bidi="hi_IN"/>
-        </w:rPr>
-      </w:r>
-      <w:hyperlink r:id="rId32">
-        <w:r>
-          <w:rPr>
-            <w:lang w:val="hi_IN" w:bidi="hi_IN"/>
-          </w:rPr>
-          <w:rPr>
-            <w:color w:val="0000EE"/>
-            <w:u w:val="single"/>
-          </w:rPr>
-          <w:t>लूका 12:14</w:t>
-        </w:r>
-      </w:hyperlink>
-    </w:p>
-    <w:p>
-      <w:pPr>
-        <w:pStyle w:val="ListBullet"/>
-        <w:spacing w:line="240" w:lineRule="auto"/>
-        <w:ind w:left="720"/>
-      </w:pPr>
-      <w:r>
-        <w:rPr>
-          <w:lang w:val="hi_IN" w:bidi="hi_IN"/>
-        </w:rPr>
-      </w:r>
-      <w:hyperlink r:id="rId33">
-        <w:r>
-          <w:rPr>
-            <w:lang w:val="hi_IN" w:bidi="hi_IN"/>
-          </w:rPr>
-          <w:rPr>
-            <w:color w:val="0000EE"/>
-            <w:u w:val="single"/>
-          </w:rPr>
-          <w:t>लूका 18:1–2</w:t>
-        </w:r>
-      </w:hyperlink>
-    </w:p>
-    <w:p>
-      <w:pPr>
-        <w:pStyle w:val="ListBullet"/>
-        <w:spacing w:line="240" w:lineRule="auto"/>
-        <w:ind w:left="720"/>
-      </w:pPr>
-      <w:r>
-        <w:rPr>
-          <w:lang w:val="hi_IN" w:bidi="hi_IN"/>
-        </w:rPr>
-      </w:r>
-      <w:hyperlink r:id="rId34">
-        <w:r>
-          <w:rPr>
-            <w:lang w:val="hi_IN" w:bidi="hi_IN"/>
-          </w:rPr>
-          <w:rPr>
-            <w:color w:val="0000EE"/>
-            <w:u w:val="single"/>
-          </w:rPr>
-          <w:t>मत्ती 05:25</w:t>
-        </w:r>
-      </w:hyperlink>
-    </w:p>
-    <w:p>
-      <w:pPr>
-        <w:pStyle w:val="ListBullet"/>
-        <w:spacing w:line="240" w:lineRule="auto"/>
-        <w:ind w:left="720"/>
-      </w:pPr>
-      <w:r>
-        <w:rPr>
-          <w:lang w:val="hi_IN" w:bidi="hi_IN"/>
-        </w:rPr>
-      </w:r>
-      <w:hyperlink r:id="rId35">
-        <w:r>
-          <w:rPr>
-            <w:lang w:val="hi_IN" w:bidi="hi_IN"/>
-          </w:rPr>
-          <w:rPr>
-            <w:color w:val="0000EE"/>
-            <w:u w:val="single"/>
-          </w:rPr>
-          <w:t>रूत 1:1</w:t>
-        </w:r>
-      </w:hyperlink>
+      <w:r>
+        <w:rPr>
+          <w:lang w:val="hi_IN" w:bidi="hi_IN"/>
+        </w:rPr>
+        <w:t>2 तीमुथियुस 4:8</w:t>
+      </w:r>
+    </w:p>
+    <w:p>
+      <w:pPr>
+        <w:pStyle w:val="ListBullet"/>
+        <w:spacing w:line="240" w:lineRule="auto"/>
+        <w:ind w:left="720"/>
+      </w:pPr>
+      <w:r>
+        <w:rPr>
+          <w:lang w:val="hi_IN" w:bidi="hi_IN"/>
+        </w:rPr>
+      </w:r>
+      <w:r>
+        <w:rPr>
+          <w:lang w:val="hi_IN" w:bidi="hi_IN"/>
+        </w:rPr>
+        <w:t>प्रे.का. 7:27</w:t>
+      </w:r>
+    </w:p>
+    <w:p>
+      <w:pPr>
+        <w:pStyle w:val="ListBullet"/>
+        <w:spacing w:line="240" w:lineRule="auto"/>
+        <w:ind w:left="720"/>
+      </w:pPr>
+      <w:r>
+        <w:rPr>
+          <w:lang w:val="hi_IN" w:bidi="hi_IN"/>
+        </w:rPr>
+      </w:r>
+      <w:r>
+        <w:rPr>
+          <w:lang w:val="hi_IN" w:bidi="hi_IN"/>
+        </w:rPr>
+        <w:t>लूका 11:19</w:t>
+      </w:r>
+    </w:p>
+    <w:p>
+      <w:pPr>
+        <w:pStyle w:val="ListBullet"/>
+        <w:spacing w:line="240" w:lineRule="auto"/>
+        <w:ind w:left="720"/>
+      </w:pPr>
+      <w:r>
+        <w:rPr>
+          <w:lang w:val="hi_IN" w:bidi="hi_IN"/>
+        </w:rPr>
+      </w:r>
+      <w:r>
+        <w:rPr>
+          <w:lang w:val="hi_IN" w:bidi="hi_IN"/>
+        </w:rPr>
+        <w:t>लूका 12:14</w:t>
+      </w:r>
+    </w:p>
+    <w:p>
+      <w:pPr>
+        <w:pStyle w:val="ListBullet"/>
+        <w:spacing w:line="240" w:lineRule="auto"/>
+        <w:ind w:left="720"/>
+      </w:pPr>
+      <w:r>
+        <w:rPr>
+          <w:lang w:val="hi_IN" w:bidi="hi_IN"/>
+        </w:rPr>
+      </w:r>
+      <w:r>
+        <w:rPr>
+          <w:lang w:val="hi_IN" w:bidi="hi_IN"/>
+        </w:rPr>
+        <w:t>लूका 18:1–2</w:t>
+      </w:r>
+    </w:p>
+    <w:p>
+      <w:pPr>
+        <w:pStyle w:val="ListBullet"/>
+        <w:spacing w:line="240" w:lineRule="auto"/>
+        <w:ind w:left="720"/>
+      </w:pPr>
+      <w:r>
+        <w:rPr>
+          <w:lang w:val="hi_IN" w:bidi="hi_IN"/>
+        </w:rPr>
+      </w:r>
+      <w:r>
+        <w:rPr>
+          <w:lang w:val="hi_IN" w:bidi="hi_IN"/>
+        </w:rPr>
+        <w:t>मत्ती 05:25</w:t>
+      </w:r>
+    </w:p>
+    <w:p>
+      <w:pPr>
+        <w:pStyle w:val="ListBullet"/>
+        <w:spacing w:line="240" w:lineRule="auto"/>
+        <w:ind w:left="720"/>
+      </w:pPr>
+      <w:r>
+        <w:rPr>
+          <w:lang w:val="hi_IN" w:bidi="hi_IN"/>
+        </w:rPr>
+      </w:r>
+      <w:r>
+        <w:rPr>
+          <w:lang w:val="hi_IN" w:bidi="hi_IN"/>
+        </w:rPr>
+        <w:t>रूत 1:1</w:t>
+      </w:r>
     </w:p>
     <w:p>
       <w:pPr>
@@ -2757,570 +2619,426 @@
           <w:lang w:val="hi_IN" w:bidi="hi_IN"/>
         </w:rPr>
       </w:r>
-      <w:hyperlink r:id="rId36">
-        <w:r>
-          <w:rPr>
-            <w:lang w:val="hi_IN" w:bidi="hi_IN"/>
-          </w:rPr>
-          <w:rPr>
-            <w:color w:val="0000EE"/>
-            <w:u w:val="single"/>
-          </w:rPr>
-          <w:t>उत्पत्ति 44:16</w:t>
-        </w:r>
-      </w:hyperlink>
-    </w:p>
-    <w:p>
-      <w:pPr>
-        <w:pStyle w:val="ListBullet"/>
-        <w:spacing w:line="240" w:lineRule="auto"/>
-        <w:ind w:left="720"/>
-      </w:pPr>
-      <w:r>
-        <w:rPr>
-          <w:lang w:val="hi_IN" w:bidi="hi_IN"/>
-        </w:rPr>
-      </w:r>
-      <w:hyperlink r:id="rId37">
-        <w:r>
-          <w:rPr>
-            <w:lang w:val="hi_IN" w:bidi="hi_IN"/>
-          </w:rPr>
-          <w:rPr>
-            <w:color w:val="0000EE"/>
-            <w:u w:val="single"/>
-          </w:rPr>
-          <w:t>1 इतिहास 18:14</w:t>
-        </w:r>
-      </w:hyperlink>
-    </w:p>
-    <w:p>
-      <w:pPr>
-        <w:pStyle w:val="ListBullet"/>
-        <w:spacing w:line="240" w:lineRule="auto"/>
-        <w:ind w:left="720"/>
-      </w:pPr>
-      <w:r>
-        <w:rPr>
-          <w:lang w:val="hi_IN" w:bidi="hi_IN"/>
-        </w:rPr>
-      </w:r>
-      <w:hyperlink r:id="rId38">
-        <w:r>
-          <w:rPr>
-            <w:lang w:val="hi_IN" w:bidi="hi_IN"/>
-          </w:rPr>
-          <w:rPr>
-            <w:color w:val="0000EE"/>
-            <w:u w:val="single"/>
-          </w:rPr>
-          <w:t>यशायाह 04:3–4</w:t>
-        </w:r>
-      </w:hyperlink>
-    </w:p>
-    <w:p>
-      <w:pPr>
-        <w:pStyle w:val="ListBullet"/>
-        <w:spacing w:line="240" w:lineRule="auto"/>
-        <w:ind w:left="720"/>
-      </w:pPr>
-      <w:r>
-        <w:rPr>
-          <w:lang w:val="hi_IN" w:bidi="hi_IN"/>
-        </w:rPr>
-      </w:r>
-      <w:hyperlink r:id="rId39">
-        <w:r>
-          <w:rPr>
-            <w:lang w:val="hi_IN" w:bidi="hi_IN"/>
-          </w:rPr>
-          <w:rPr>
-            <w:color w:val="0000EE"/>
-            <w:u w:val="single"/>
-          </w:rPr>
-          <w:t>यिर्मयाह 22:03</w:t>
-        </w:r>
-      </w:hyperlink>
-    </w:p>
-    <w:p>
-      <w:pPr>
-        <w:pStyle w:val="ListBullet"/>
-        <w:spacing w:line="240" w:lineRule="auto"/>
-        <w:ind w:left="720"/>
-      </w:pPr>
-      <w:r>
-        <w:rPr>
-          <w:lang w:val="hi_IN" w:bidi="hi_IN"/>
-        </w:rPr>
-      </w:r>
-      <w:hyperlink r:id="rId40">
-        <w:r>
-          <w:rPr>
-            <w:lang w:val="hi_IN" w:bidi="hi_IN"/>
-          </w:rPr>
-          <w:rPr>
-            <w:color w:val="0000EE"/>
-            <w:u w:val="single"/>
-          </w:rPr>
-          <w:t>यहेजकेल 18:16–17</w:t>
-        </w:r>
-      </w:hyperlink>
-    </w:p>
-    <w:p>
-      <w:pPr>
-        <w:pStyle w:val="ListBullet"/>
-        <w:spacing w:line="240" w:lineRule="auto"/>
-        <w:ind w:left="720"/>
-      </w:pPr>
-      <w:r>
-        <w:rPr>
-          <w:lang w:val="hi_IN" w:bidi="hi_IN"/>
-        </w:rPr>
-      </w:r>
-      <w:hyperlink r:id="rId41">
-        <w:r>
-          <w:rPr>
-            <w:lang w:val="hi_IN" w:bidi="hi_IN"/>
-          </w:rPr>
-          <w:rPr>
-            <w:color w:val="0000EE"/>
-            <w:u w:val="single"/>
-          </w:rPr>
-          <w:t>मिका 03:8</w:t>
-        </w:r>
-      </w:hyperlink>
-    </w:p>
-    <w:p>
-      <w:pPr>
-        <w:pStyle w:val="ListBullet"/>
-        <w:spacing w:line="240" w:lineRule="auto"/>
-        <w:ind w:left="720"/>
-      </w:pPr>
-      <w:r>
-        <w:rPr>
-          <w:lang w:val="hi_IN" w:bidi="hi_IN"/>
-        </w:rPr>
-      </w:r>
-      <w:hyperlink r:id="rId42">
-        <w:r>
-          <w:rPr>
-            <w:lang w:val="hi_IN" w:bidi="hi_IN"/>
-          </w:rPr>
-          <w:rPr>
-            <w:color w:val="0000EE"/>
-            <w:u w:val="single"/>
-          </w:rPr>
-          <w:t>मत्ती 05:43–45</w:t>
-        </w:r>
-      </w:hyperlink>
-    </w:p>
-    <w:p>
-      <w:pPr>
-        <w:pStyle w:val="ListBullet"/>
-        <w:spacing w:line="240" w:lineRule="auto"/>
-        <w:ind w:left="720"/>
-      </w:pPr>
-      <w:r>
-        <w:rPr>
-          <w:lang w:val="hi_IN" w:bidi="hi_IN"/>
-        </w:rPr>
-      </w:r>
-      <w:hyperlink r:id="rId43">
-        <w:r>
-          <w:rPr>
-            <w:lang w:val="hi_IN" w:bidi="hi_IN"/>
-          </w:rPr>
-          <w:rPr>
-            <w:color w:val="0000EE"/>
-            <w:u w:val="single"/>
-          </w:rPr>
-          <w:t>मत्ती 11:19</w:t>
-        </w:r>
-      </w:hyperlink>
-    </w:p>
-    <w:p>
-      <w:pPr>
-        <w:pStyle w:val="ListBullet"/>
-        <w:spacing w:line="240" w:lineRule="auto"/>
-        <w:ind w:left="720"/>
-      </w:pPr>
-      <w:r>
-        <w:rPr>
-          <w:lang w:val="hi_IN" w:bidi="hi_IN"/>
-        </w:rPr>
-      </w:r>
-      <w:hyperlink r:id="rId44">
-        <w:r>
-          <w:rPr>
-            <w:lang w:val="hi_IN" w:bidi="hi_IN"/>
-          </w:rPr>
-          <w:rPr>
-            <w:color w:val="0000EE"/>
-            <w:u w:val="single"/>
-          </w:rPr>
-          <w:t>मत्ती 23:23–24</w:t>
-        </w:r>
-      </w:hyperlink>
-    </w:p>
-    <w:p>
-      <w:pPr>
-        <w:pStyle w:val="ListBullet"/>
-        <w:spacing w:line="240" w:lineRule="auto"/>
-        <w:ind w:left="720"/>
-      </w:pPr>
-      <w:r>
-        <w:rPr>
-          <w:lang w:val="hi_IN" w:bidi="hi_IN"/>
-        </w:rPr>
-      </w:r>
-      <w:hyperlink r:id="rId45">
-        <w:r>
-          <w:rPr>
-            <w:lang w:val="hi_IN" w:bidi="hi_IN"/>
-          </w:rPr>
-          <w:rPr>
-            <w:color w:val="0000EE"/>
-            <w:u w:val="single"/>
-          </w:rPr>
-          <w:t>लूका 18:03</w:t>
-        </w:r>
-      </w:hyperlink>
-    </w:p>
-    <w:p>
-      <w:pPr>
-        <w:pStyle w:val="ListBullet"/>
-        <w:spacing w:line="240" w:lineRule="auto"/>
-        <w:ind w:left="720"/>
-      </w:pPr>
-      <w:r>
-        <w:rPr>
-          <w:lang w:val="hi_IN" w:bidi="hi_IN"/>
-        </w:rPr>
-      </w:r>
-      <w:hyperlink r:id="rId46">
-        <w:r>
-          <w:rPr>
-            <w:lang w:val="hi_IN" w:bidi="hi_IN"/>
-          </w:rPr>
-          <w:rPr>
-            <w:color w:val="0000EE"/>
-            <w:u w:val="single"/>
-          </w:rPr>
-          <w:t>लूका 18:08</w:t>
-        </w:r>
-      </w:hyperlink>
-    </w:p>
-    <w:p>
-      <w:pPr>
-        <w:pStyle w:val="ListBullet"/>
-        <w:spacing w:line="240" w:lineRule="auto"/>
-        <w:ind w:left="720"/>
-      </w:pPr>
-      <w:r>
-        <w:rPr>
-          <w:lang w:val="hi_IN" w:bidi="hi_IN"/>
-        </w:rPr>
-      </w:r>
-      <w:hyperlink r:id="rId47">
-        <w:r>
-          <w:rPr>
-            <w:lang w:val="hi_IN" w:bidi="hi_IN"/>
-          </w:rPr>
-          <w:rPr>
-            <w:color w:val="0000EE"/>
-            <w:u w:val="single"/>
-          </w:rPr>
-          <w:t>लूका 18:13–14</w:t>
-        </w:r>
-      </w:hyperlink>
-    </w:p>
-    <w:p>
-      <w:pPr>
-        <w:pStyle w:val="ListBullet"/>
-        <w:spacing w:line="240" w:lineRule="auto"/>
-        <w:ind w:left="720"/>
-      </w:pPr>
-      <w:r>
-        <w:rPr>
-          <w:lang w:val="hi_IN" w:bidi="hi_IN"/>
-        </w:rPr>
-      </w:r>
-      <w:hyperlink r:id="rId48">
-        <w:r>
-          <w:rPr>
-            <w:lang w:val="hi_IN" w:bidi="hi_IN"/>
-          </w:rPr>
-          <w:rPr>
-            <w:color w:val="0000EE"/>
-            <w:u w:val="single"/>
-          </w:rPr>
-          <w:t>लूका 21:20–22</w:t>
-        </w:r>
-      </w:hyperlink>
-    </w:p>
-    <w:p>
-      <w:pPr>
-        <w:pStyle w:val="ListBullet"/>
-        <w:spacing w:line="240" w:lineRule="auto"/>
-        <w:ind w:left="720"/>
-      </w:pPr>
-      <w:r>
-        <w:rPr>
-          <w:lang w:val="hi_IN" w:bidi="hi_IN"/>
-        </w:rPr>
-      </w:r>
-      <w:hyperlink r:id="rId49">
-        <w:r>
-          <w:rPr>
-            <w:lang w:val="hi_IN" w:bidi="hi_IN"/>
-          </w:rPr>
-          <w:rPr>
-            <w:color w:val="0000EE"/>
-            <w:u w:val="single"/>
-          </w:rPr>
-          <w:t>लूका 23:41</w:t>
-        </w:r>
-      </w:hyperlink>
-    </w:p>
-    <w:p>
-      <w:pPr>
-        <w:pStyle w:val="ListBullet"/>
-        <w:spacing w:line="240" w:lineRule="auto"/>
-        <w:ind w:left="720"/>
-      </w:pPr>
-      <w:r>
-        <w:rPr>
-          <w:lang w:val="hi_IN" w:bidi="hi_IN"/>
-        </w:rPr>
-      </w:r>
-      <w:hyperlink r:id="rId50">
-        <w:r>
-          <w:rPr>
-            <w:lang w:val="hi_IN" w:bidi="hi_IN"/>
-          </w:rPr>
-          <w:rPr>
-            <w:color w:val="0000EE"/>
-            <w:u w:val="single"/>
-          </w:rPr>
-          <w:t>प्रे.का. 13:38–39</w:t>
-        </w:r>
-      </w:hyperlink>
-    </w:p>
-    <w:p>
-      <w:pPr>
-        <w:pStyle w:val="ListBullet"/>
-        <w:spacing w:line="240" w:lineRule="auto"/>
-        <w:ind w:left="720"/>
-      </w:pPr>
-      <w:r>
-        <w:rPr>
-          <w:lang w:val="hi_IN" w:bidi="hi_IN"/>
-        </w:rPr>
-      </w:r>
-      <w:hyperlink r:id="rId51">
-        <w:r>
-          <w:rPr>
-            <w:lang w:val="hi_IN" w:bidi="hi_IN"/>
-          </w:rPr>
-          <w:rPr>
-            <w:color w:val="0000EE"/>
-            <w:u w:val="single"/>
-          </w:rPr>
-          <w:t>प्रे.का. 28:04</w:t>
-        </w:r>
-      </w:hyperlink>
-    </w:p>
-    <w:p>
-      <w:pPr>
-        <w:pStyle w:val="ListBullet"/>
-        <w:spacing w:line="240" w:lineRule="auto"/>
-        <w:ind w:left="720"/>
-      </w:pPr>
-      <w:r>
-        <w:rPr>
-          <w:lang w:val="hi_IN" w:bidi="hi_IN"/>
-        </w:rPr>
-      </w:r>
-      <w:hyperlink r:id="rId52">
-        <w:r>
-          <w:rPr>
-            <w:lang w:val="hi_IN" w:bidi="hi_IN"/>
-          </w:rPr>
-          <w:rPr>
-            <w:color w:val="0000EE"/>
-            <w:u w:val="single"/>
-          </w:rPr>
-          <w:t>रोमियों 04:1–3</w:t>
-        </w:r>
-      </w:hyperlink>
-    </w:p>
-    <w:p>
-      <w:pPr>
-        <w:pStyle w:val="ListBullet"/>
-        <w:spacing w:line="240" w:lineRule="auto"/>
-        <w:ind w:left="720"/>
-      </w:pPr>
-      <w:r>
-        <w:rPr>
-          <w:lang w:val="hi_IN" w:bidi="hi_IN"/>
-        </w:rPr>
-      </w:r>
-      <w:hyperlink r:id="rId53">
-        <w:r>
-          <w:rPr>
-            <w:lang w:val="hi_IN" w:bidi="hi_IN"/>
-          </w:rPr>
-          <w:rPr>
-            <w:color w:val="0000EE"/>
-            <w:u w:val="single"/>
-          </w:rPr>
-          <w:t>गलातियों 03:6–9</w:t>
-        </w:r>
-      </w:hyperlink>
-    </w:p>
-    <w:p>
-      <w:pPr>
-        <w:pStyle w:val="ListBullet"/>
-        <w:spacing w:line="240" w:lineRule="auto"/>
-        <w:ind w:left="720"/>
-      </w:pPr>
-      <w:r>
-        <w:rPr>
-          <w:lang w:val="hi_IN" w:bidi="hi_IN"/>
-        </w:rPr>
-      </w:r>
-      <w:hyperlink r:id="rId54">
-        <w:r>
-          <w:rPr>
-            <w:lang w:val="hi_IN" w:bidi="hi_IN"/>
-          </w:rPr>
-          <w:rPr>
-            <w:color w:val="0000EE"/>
-            <w:u w:val="single"/>
-          </w:rPr>
-          <w:t>गलातियों 03:11</w:t>
-        </w:r>
-      </w:hyperlink>
-    </w:p>
-    <w:p>
-      <w:pPr>
-        <w:pStyle w:val="ListBullet"/>
-        <w:spacing w:line="240" w:lineRule="auto"/>
-        <w:ind w:left="720"/>
-      </w:pPr>
-      <w:r>
-        <w:rPr>
-          <w:lang w:val="hi_IN" w:bidi="hi_IN"/>
-        </w:rPr>
-      </w:r>
-      <w:hyperlink r:id="rId55">
-        <w:r>
-          <w:rPr>
-            <w:lang w:val="hi_IN" w:bidi="hi_IN"/>
-          </w:rPr>
-          <w:rPr>
-            <w:color w:val="0000EE"/>
-            <w:u w:val="single"/>
-          </w:rPr>
-          <w:t>गलातियों 05:3–4</w:t>
-        </w:r>
-      </w:hyperlink>
-    </w:p>
-    <w:p>
-      <w:pPr>
-        <w:pStyle w:val="ListBullet"/>
-        <w:spacing w:line="240" w:lineRule="auto"/>
-        <w:ind w:left="720"/>
-      </w:pPr>
-      <w:r>
-        <w:rPr>
-          <w:lang w:val="hi_IN" w:bidi="hi_IN"/>
-        </w:rPr>
-      </w:r>
-      <w:hyperlink r:id="rId56">
-        <w:r>
-          <w:rPr>
-            <w:lang w:val="hi_IN" w:bidi="hi_IN"/>
-          </w:rPr>
-          <w:rPr>
-            <w:color w:val="0000EE"/>
-            <w:u w:val="single"/>
-          </w:rPr>
-          <w:t>तीतुस 03:6–7</w:t>
-        </w:r>
-      </w:hyperlink>
-    </w:p>
-    <w:p>
-      <w:pPr>
-        <w:pStyle w:val="ListBullet"/>
-        <w:spacing w:line="240" w:lineRule="auto"/>
-        <w:ind w:left="720"/>
-      </w:pPr>
-      <w:r>
-        <w:rPr>
-          <w:lang w:val="hi_IN" w:bidi="hi_IN"/>
-        </w:rPr>
-      </w:r>
-      <w:hyperlink r:id="rId57">
-        <w:r>
-          <w:rPr>
-            <w:lang w:val="hi_IN" w:bidi="hi_IN"/>
-          </w:rPr>
-          <w:rPr>
-            <w:color w:val="0000EE"/>
-            <w:u w:val="single"/>
-          </w:rPr>
-          <w:t>इब्रानियों 06:10</w:t>
-        </w:r>
-      </w:hyperlink>
-    </w:p>
-    <w:p>
-      <w:pPr>
-        <w:pStyle w:val="ListBullet"/>
-        <w:spacing w:line="240" w:lineRule="auto"/>
-        <w:ind w:left="720"/>
-      </w:pPr>
-      <w:r>
-        <w:rPr>
-          <w:lang w:val="hi_IN" w:bidi="hi_IN"/>
-        </w:rPr>
-      </w:r>
-      <w:hyperlink r:id="rId58">
-        <w:r>
-          <w:rPr>
-            <w:lang w:val="hi_IN" w:bidi="hi_IN"/>
-          </w:rPr>
-          <w:rPr>
-            <w:color w:val="0000EE"/>
-            <w:u w:val="single"/>
-          </w:rPr>
-          <w:t>याकूब 02:24</w:t>
-        </w:r>
-      </w:hyperlink>
-    </w:p>
-    <w:p>
-      <w:pPr>
-        <w:pStyle w:val="ListBullet"/>
-        <w:spacing w:line="240" w:lineRule="auto"/>
-        <w:ind w:left="720"/>
-      </w:pPr>
-      <w:r>
-        <w:rPr>
-          <w:lang w:val="hi_IN" w:bidi="hi_IN"/>
-        </w:rPr>
-      </w:r>
-      <w:hyperlink r:id="rId59">
-        <w:r>
-          <w:rPr>
-            <w:lang w:val="hi_IN" w:bidi="hi_IN"/>
-          </w:rPr>
-          <w:rPr>
-            <w:color w:val="0000EE"/>
-            <w:u w:val="single"/>
-          </w:rPr>
-          <w:t>प्रका. 15:3–4</w:t>
-        </w:r>
-      </w:hyperlink>
+      <w:r>
+        <w:rPr>
+          <w:lang w:val="hi_IN" w:bidi="hi_IN"/>
+        </w:rPr>
+        <w:t>उत्पत्ति 44:16</w:t>
+      </w:r>
+    </w:p>
+    <w:p>
+      <w:pPr>
+        <w:pStyle w:val="ListBullet"/>
+        <w:spacing w:line="240" w:lineRule="auto"/>
+        <w:ind w:left="720"/>
+      </w:pPr>
+      <w:r>
+        <w:rPr>
+          <w:lang w:val="hi_IN" w:bidi="hi_IN"/>
+        </w:rPr>
+      </w:r>
+      <w:r>
+        <w:rPr>
+          <w:lang w:val="hi_IN" w:bidi="hi_IN"/>
+        </w:rPr>
+        <w:t>1 इतिहास 18:14</w:t>
+      </w:r>
+    </w:p>
+    <w:p>
+      <w:pPr>
+        <w:pStyle w:val="ListBullet"/>
+        <w:spacing w:line="240" w:lineRule="auto"/>
+        <w:ind w:left="720"/>
+      </w:pPr>
+      <w:r>
+        <w:rPr>
+          <w:lang w:val="hi_IN" w:bidi="hi_IN"/>
+        </w:rPr>
+      </w:r>
+      <w:r>
+        <w:rPr>
+          <w:lang w:val="hi_IN" w:bidi="hi_IN"/>
+        </w:rPr>
+        <w:t>यशायाह 04:3–4</w:t>
+      </w:r>
+    </w:p>
+    <w:p>
+      <w:pPr>
+        <w:pStyle w:val="ListBullet"/>
+        <w:spacing w:line="240" w:lineRule="auto"/>
+        <w:ind w:left="720"/>
+      </w:pPr>
+      <w:r>
+        <w:rPr>
+          <w:lang w:val="hi_IN" w:bidi="hi_IN"/>
+        </w:rPr>
+      </w:r>
+      <w:r>
+        <w:rPr>
+          <w:lang w:val="hi_IN" w:bidi="hi_IN"/>
+        </w:rPr>
+        <w:t>यिर्मयाह 22:03</w:t>
+      </w:r>
+    </w:p>
+    <w:p>
+      <w:pPr>
+        <w:pStyle w:val="ListBullet"/>
+        <w:spacing w:line="240" w:lineRule="auto"/>
+        <w:ind w:left="720"/>
+      </w:pPr>
+      <w:r>
+        <w:rPr>
+          <w:lang w:val="hi_IN" w:bidi="hi_IN"/>
+        </w:rPr>
+      </w:r>
+      <w:r>
+        <w:rPr>
+          <w:lang w:val="hi_IN" w:bidi="hi_IN"/>
+        </w:rPr>
+        <w:t>यहेजकेल 18:16–17</w:t>
+      </w:r>
+    </w:p>
+    <w:p>
+      <w:pPr>
+        <w:pStyle w:val="ListBullet"/>
+        <w:spacing w:line="240" w:lineRule="auto"/>
+        <w:ind w:left="720"/>
+      </w:pPr>
+      <w:r>
+        <w:rPr>
+          <w:lang w:val="hi_IN" w:bidi="hi_IN"/>
+        </w:rPr>
+      </w:r>
+      <w:r>
+        <w:rPr>
+          <w:lang w:val="hi_IN" w:bidi="hi_IN"/>
+        </w:rPr>
+        <w:t>मिका 03:8</w:t>
+      </w:r>
+    </w:p>
+    <w:p>
+      <w:pPr>
+        <w:pStyle w:val="ListBullet"/>
+        <w:spacing w:line="240" w:lineRule="auto"/>
+        <w:ind w:left="720"/>
+      </w:pPr>
+      <w:r>
+        <w:rPr>
+          <w:lang w:val="hi_IN" w:bidi="hi_IN"/>
+        </w:rPr>
+      </w:r>
+      <w:r>
+        <w:rPr>
+          <w:lang w:val="hi_IN" w:bidi="hi_IN"/>
+        </w:rPr>
+        <w:t>मत्ती 05:43–45</w:t>
+      </w:r>
+    </w:p>
+    <w:p>
+      <w:pPr>
+        <w:pStyle w:val="ListBullet"/>
+        <w:spacing w:line="240" w:lineRule="auto"/>
+        <w:ind w:left="720"/>
+      </w:pPr>
+      <w:r>
+        <w:rPr>
+          <w:lang w:val="hi_IN" w:bidi="hi_IN"/>
+        </w:rPr>
+      </w:r>
+      <w:r>
+        <w:rPr>
+          <w:lang w:val="hi_IN" w:bidi="hi_IN"/>
+        </w:rPr>
+        <w:t>मत्ती 11:19</w:t>
+      </w:r>
+    </w:p>
+    <w:p>
+      <w:pPr>
+        <w:pStyle w:val="ListBullet"/>
+        <w:spacing w:line="240" w:lineRule="auto"/>
+        <w:ind w:left="720"/>
+      </w:pPr>
+      <w:r>
+        <w:rPr>
+          <w:lang w:val="hi_IN" w:bidi="hi_IN"/>
+        </w:rPr>
+      </w:r>
+      <w:r>
+        <w:rPr>
+          <w:lang w:val="hi_IN" w:bidi="hi_IN"/>
+        </w:rPr>
+        <w:t>मत्ती 23:23–24</w:t>
+      </w:r>
+    </w:p>
+    <w:p>
+      <w:pPr>
+        <w:pStyle w:val="ListBullet"/>
+        <w:spacing w:line="240" w:lineRule="auto"/>
+        <w:ind w:left="720"/>
+      </w:pPr>
+      <w:r>
+        <w:rPr>
+          <w:lang w:val="hi_IN" w:bidi="hi_IN"/>
+        </w:rPr>
+      </w:r>
+      <w:r>
+        <w:rPr>
+          <w:lang w:val="hi_IN" w:bidi="hi_IN"/>
+        </w:rPr>
+        <w:t>लूका 18:03</w:t>
+      </w:r>
+    </w:p>
+    <w:p>
+      <w:pPr>
+        <w:pStyle w:val="ListBullet"/>
+        <w:spacing w:line="240" w:lineRule="auto"/>
+        <w:ind w:left="720"/>
+      </w:pPr>
+      <w:r>
+        <w:rPr>
+          <w:lang w:val="hi_IN" w:bidi="hi_IN"/>
+        </w:rPr>
+      </w:r>
+      <w:r>
+        <w:rPr>
+          <w:lang w:val="hi_IN" w:bidi="hi_IN"/>
+        </w:rPr>
+        <w:t>लूका 18:08</w:t>
+      </w:r>
+    </w:p>
+    <w:p>
+      <w:pPr>
+        <w:pStyle w:val="ListBullet"/>
+        <w:spacing w:line="240" w:lineRule="auto"/>
+        <w:ind w:left="720"/>
+      </w:pPr>
+      <w:r>
+        <w:rPr>
+          <w:lang w:val="hi_IN" w:bidi="hi_IN"/>
+        </w:rPr>
+      </w:r>
+      <w:r>
+        <w:rPr>
+          <w:lang w:val="hi_IN" w:bidi="hi_IN"/>
+        </w:rPr>
+        <w:t>लूका 18:13–14</w:t>
+      </w:r>
+    </w:p>
+    <w:p>
+      <w:pPr>
+        <w:pStyle w:val="ListBullet"/>
+        <w:spacing w:line="240" w:lineRule="auto"/>
+        <w:ind w:left="720"/>
+      </w:pPr>
+      <w:r>
+        <w:rPr>
+          <w:lang w:val="hi_IN" w:bidi="hi_IN"/>
+        </w:rPr>
+      </w:r>
+      <w:r>
+        <w:rPr>
+          <w:lang w:val="hi_IN" w:bidi="hi_IN"/>
+        </w:rPr>
+        <w:t>लूका 21:20–22</w:t>
+      </w:r>
+    </w:p>
+    <w:p>
+      <w:pPr>
+        <w:pStyle w:val="ListBullet"/>
+        <w:spacing w:line="240" w:lineRule="auto"/>
+        <w:ind w:left="720"/>
+      </w:pPr>
+      <w:r>
+        <w:rPr>
+          <w:lang w:val="hi_IN" w:bidi="hi_IN"/>
+        </w:rPr>
+      </w:r>
+      <w:r>
+        <w:rPr>
+          <w:lang w:val="hi_IN" w:bidi="hi_IN"/>
+        </w:rPr>
+        <w:t>लूका 23:41</w:t>
+      </w:r>
+    </w:p>
+    <w:p>
+      <w:pPr>
+        <w:pStyle w:val="ListBullet"/>
+        <w:spacing w:line="240" w:lineRule="auto"/>
+        <w:ind w:left="720"/>
+      </w:pPr>
+      <w:r>
+        <w:rPr>
+          <w:lang w:val="hi_IN" w:bidi="hi_IN"/>
+        </w:rPr>
+      </w:r>
+      <w:r>
+        <w:rPr>
+          <w:lang w:val="hi_IN" w:bidi="hi_IN"/>
+        </w:rPr>
+        <w:t>प्रे.का. 13:38–39</w:t>
+      </w:r>
+    </w:p>
+    <w:p>
+      <w:pPr>
+        <w:pStyle w:val="ListBullet"/>
+        <w:spacing w:line="240" w:lineRule="auto"/>
+        <w:ind w:left="720"/>
+      </w:pPr>
+      <w:r>
+        <w:rPr>
+          <w:lang w:val="hi_IN" w:bidi="hi_IN"/>
+        </w:rPr>
+      </w:r>
+      <w:r>
+        <w:rPr>
+          <w:lang w:val="hi_IN" w:bidi="hi_IN"/>
+        </w:rPr>
+        <w:t>प्रे.का. 28:04</w:t>
+      </w:r>
+    </w:p>
+    <w:p>
+      <w:pPr>
+        <w:pStyle w:val="ListBullet"/>
+        <w:spacing w:line="240" w:lineRule="auto"/>
+        <w:ind w:left="720"/>
+      </w:pPr>
+      <w:r>
+        <w:rPr>
+          <w:lang w:val="hi_IN" w:bidi="hi_IN"/>
+        </w:rPr>
+      </w:r>
+      <w:r>
+        <w:rPr>
+          <w:lang w:val="hi_IN" w:bidi="hi_IN"/>
+        </w:rPr>
+        <w:t>रोमियों 04:1–3</w:t>
+      </w:r>
+    </w:p>
+    <w:p>
+      <w:pPr>
+        <w:pStyle w:val="ListBullet"/>
+        <w:spacing w:line="240" w:lineRule="auto"/>
+        <w:ind w:left="720"/>
+      </w:pPr>
+      <w:r>
+        <w:rPr>
+          <w:lang w:val="hi_IN" w:bidi="hi_IN"/>
+        </w:rPr>
+      </w:r>
+      <w:r>
+        <w:rPr>
+          <w:lang w:val="hi_IN" w:bidi="hi_IN"/>
+        </w:rPr>
+        <w:t>गलातियों 03:6–9</w:t>
+      </w:r>
+    </w:p>
+    <w:p>
+      <w:pPr>
+        <w:pStyle w:val="ListBullet"/>
+        <w:spacing w:line="240" w:lineRule="auto"/>
+        <w:ind w:left="720"/>
+      </w:pPr>
+      <w:r>
+        <w:rPr>
+          <w:lang w:val="hi_IN" w:bidi="hi_IN"/>
+        </w:rPr>
+      </w:r>
+      <w:r>
+        <w:rPr>
+          <w:lang w:val="hi_IN" w:bidi="hi_IN"/>
+        </w:rPr>
+        <w:t>गलातियों 03:11</w:t>
+      </w:r>
+    </w:p>
+    <w:p>
+      <w:pPr>
+        <w:pStyle w:val="ListBullet"/>
+        <w:spacing w:line="240" w:lineRule="auto"/>
+        <w:ind w:left="720"/>
+      </w:pPr>
+      <w:r>
+        <w:rPr>
+          <w:lang w:val="hi_IN" w:bidi="hi_IN"/>
+        </w:rPr>
+      </w:r>
+      <w:r>
+        <w:rPr>
+          <w:lang w:val="hi_IN" w:bidi="hi_IN"/>
+        </w:rPr>
+        <w:t>गलातियों 05:3–4</w:t>
+      </w:r>
+    </w:p>
+    <w:p>
+      <w:pPr>
+        <w:pStyle w:val="ListBullet"/>
+        <w:spacing w:line="240" w:lineRule="auto"/>
+        <w:ind w:left="720"/>
+      </w:pPr>
+      <w:r>
+        <w:rPr>
+          <w:lang w:val="hi_IN" w:bidi="hi_IN"/>
+        </w:rPr>
+      </w:r>
+      <w:r>
+        <w:rPr>
+          <w:lang w:val="hi_IN" w:bidi="hi_IN"/>
+        </w:rPr>
+        <w:t>तीतुस 03:6–7</w:t>
+      </w:r>
+    </w:p>
+    <w:p>
+      <w:pPr>
+        <w:pStyle w:val="ListBullet"/>
+        <w:spacing w:line="240" w:lineRule="auto"/>
+        <w:ind w:left="720"/>
+      </w:pPr>
+      <w:r>
+        <w:rPr>
+          <w:lang w:val="hi_IN" w:bidi="hi_IN"/>
+        </w:rPr>
+      </w:r>
+      <w:r>
+        <w:rPr>
+          <w:lang w:val="hi_IN" w:bidi="hi_IN"/>
+        </w:rPr>
+        <w:t>इब्रानियों 06:10</w:t>
+      </w:r>
+    </w:p>
+    <w:p>
+      <w:pPr>
+        <w:pStyle w:val="ListBullet"/>
+        <w:spacing w:line="240" w:lineRule="auto"/>
+        <w:ind w:left="720"/>
+      </w:pPr>
+      <w:r>
+        <w:rPr>
+          <w:lang w:val="hi_IN" w:bidi="hi_IN"/>
+        </w:rPr>
+      </w:r>
+      <w:r>
+        <w:rPr>
+          <w:lang w:val="hi_IN" w:bidi="hi_IN"/>
+        </w:rPr>
+        <w:t>याकूब 02:24</w:t>
+      </w:r>
+    </w:p>
+    <w:p>
+      <w:pPr>
+        <w:pStyle w:val="ListBullet"/>
+        <w:spacing w:line="240" w:lineRule="auto"/>
+        <w:ind w:left="720"/>
+      </w:pPr>
+      <w:r>
+        <w:rPr>
+          <w:lang w:val="hi_IN" w:bidi="hi_IN"/>
+        </w:rPr>
+      </w:r>
+      <w:r>
+        <w:rPr>
+          <w:lang w:val="hi_IN" w:bidi="hi_IN"/>
+        </w:rPr>
+        <w:t>प्रका. 15:3–4</w:t>
+      </w:r>
     </w:p>
     <w:p>
       <w:pPr>

--- a/hin/docx/035.content.docx
+++ b/hin/docx/035.content.docx
@@ -2211,19 +2211,7 @@
         <w:rPr>
           <w:lang w:val="hi_IN" w:bidi="hi_IN"/>
         </w:rPr>
-        <w:t xml:space="preserve">, </w:t>
-      </w:r>
-      <w:r>
-        <w:rPr>
-          <w:lang w:val="hi_IN" w:bidi="hi_IN"/>
-        </w:rPr>
-        <w:t>सीधा</w:t>
-      </w:r>
-      <w:r>
-        <w:rPr>
-          <w:lang w:val="hi_IN" w:bidi="hi_IN"/>
-        </w:rPr>
-        <w:t>,क्षमा, अपराध, न्यायाधीश, धर्मी,)</w:t>
+        <w:t>, सीधा,क्षमा, अपराध, न्यायाधीश, धर्मी,)</w:t>
       </w:r>
     </w:p>
     <w:p>
